--- a/policies/build/sop_record_masters/FMS/Records/FMS.3_Record_06_adverse_event_and_recall-compliance_log.docx
+++ b/policies/build/sop_record_masters/FMS/Records/FMS.3_Record_06_adverse_event_and_recall-compliance_log.docx
@@ -141,7 +141,22 @@
         <w:pStyle w:val="ListParagraph"/>
       </w:pPr>
       <w:r>
-        <w:t>• Central Drugs Standard Control Organisation. Medical Devices and Diagnostics.</w:t>
+        <w:t xml:space="preserve">• </w:t>
+      </w:r>
+      <w:r>
+        <w:t xml:space="preserve">Central Drugs Standard Control Organisation. </w:t>
+      </w:r>
+      <w:hyperlink r:id="rId9">
+        <w:r>
+          <w:rPr>
+            <w:color w:val="0563C1"/>
+            <w:u w:val="single"/>
+          </w:rPr>
+          <w:t>Medical Devices and Diagnostics</w:t>
+        </w:r>
+      </w:hyperlink>
+      <w:r>
+        <w:t>.</w:t>
       </w:r>
     </w:p>
     <w:p>
@@ -149,7 +164,22 @@
         <w:pStyle w:val="ListParagraph"/>
       </w:pPr>
       <w:r>
-        <w:t>• Government of India. (2017). Medical Devices Rules, 2017, read with the Drugs and Cosmetics Act, 1940.</w:t>
+        <w:t xml:space="preserve">• </w:t>
+      </w:r>
+      <w:r>
+        <w:t xml:space="preserve">Government of India. (2017). </w:t>
+      </w:r>
+      <w:hyperlink r:id="rId10">
+        <w:r>
+          <w:rPr>
+            <w:color w:val="0563C1"/>
+            <w:u w:val="single"/>
+          </w:rPr>
+          <w:t>Medical Devices Rules, 2017</w:t>
+        </w:r>
+      </w:hyperlink>
+      <w:r>
+        <w:t>.pdf), read with the Drugs and Cosmetics Act, 1940.</w:t>
       </w:r>
     </w:p>
     <w:p/>
